--- a/anti-amyloid-npi-analysis/abstract/抄録NPI-Apathyscore追加.docx
+++ b/anti-amyloid-npi-analysis/abstract/抄録NPI-Apathyscore追加.docx
@@ -559,7 +559,7 @@
           <w:sz w:val="21"/>
           <w:szCs w:val="21"/>
         </w:rPr>
-        <w:t xml:space="preserve">抗アミロイドβ抗体療法中にNPI-Apathy scoreが低下した2例では，MMSE合計とCDR-SBの推移は一致しなかったが，MMSE時間見当識は2例とも改善し，14例中で改善を示したのはこの2例のみであった．時間見当識以外のMMSE下位項目およびCDR下位項目には群間差を認めず，アパシーの改善は全般的な認知機能よりも特定の下位項目と関連する可能性がある．ただし改善群は初回の時間見当識が低く，平均への回帰の可能性も否定できない．2例とも易怒性が新規出現しており，NPIの項目ごとに推移は異なりうる．症例数が限られ統計学的検証には至らず，今後の症例蓄積が望まれる．</w:t>
+        <w:t xml:space="preserve">抗アミロイドβ抗体療法中にNPI-Apathy scoreが低下した2例では，MMSE合計とCDR-SBの推移は一致しなかったが，MMSE時間見当識は2例とも改善し，14例中で改善を示したのはこの2例のみであった．時間見当識以外のMMSE下位項目およびCDR下位項目には群間差を認めず，アパシーの改善は全般的な認知機能よりも特定の下位項目と関連する可能性がある．ただし改善群は初回の時間見当識が低く，平均への回帰の可能性も否定できない．2例とも易怒性が新規出現しており，NPIの項目ごとに推移は異なりうる．症例数が限られ統計学的検証には至らず，今後，症例を蓄積して報告する．</w:t>
       </w:r>
     </w:p>
     <w:p>
